--- a/Maturitna Praca Juraj Vepy.docx
+++ b/Maturitna Praca Juraj Vepy.docx
@@ -4680,13 +4680,7 @@
       </w:pPr>
       <w:r>
         <w:lastRenderedPageBreak/>
-        <w:t>stratégi</w:t>
-      </w:r>
-      <w:r>
-        <w:t>a</w:t>
-      </w:r>
-      <w:r>
-        <w:t xml:space="preserve"> nasadenia aplikácie do App Store</w:t>
+        <w:t>stratégia nasadenia aplikácie do App Store</w:t>
       </w:r>
     </w:p>
     <w:p>
@@ -4728,10 +4722,7 @@
         </w:numPr>
       </w:pPr>
       <w:r>
-        <w:t xml:space="preserve">Príprava aplikácie na </w:t>
-      </w:r>
-      <w:r>
-        <w:t>kontrolu</w:t>
+        <w:t>Príprava aplikácie na kontrolu</w:t>
       </w:r>
     </w:p>
     <w:p>
@@ -6494,13 +6485,7 @@
         <w:rPr>
           <w:noProof/>
         </w:rPr>
-        <w:t>1</w:t>
-      </w:r>
-      <w:r>
-        <w:rPr>
-          <w:noProof/>
-        </w:rPr>
-        <w:t>1</w:t>
+        <w:t>11</w:t>
       </w:r>
       <w:r>
         <w:rPr>
@@ -6580,13 +6565,7 @@
         <w:rPr>
           <w:noProof/>
         </w:rPr>
-        <w:t>1</w:t>
-      </w:r>
-      <w:r>
-        <w:rPr>
-          <w:noProof/>
-        </w:rPr>
-        <w:t>2</w:t>
+        <w:t>12</w:t>
       </w:r>
       <w:r>
         <w:rPr>
@@ -11688,6 +11667,7 @@
   <w:style w:type="character" w:default="1" w:styleId="DefaultParagraphFont">
     <w:name w:val="Default Paragraph Font"/>
     <w:uiPriority w:val="1"/>
+    <w:semiHidden/>
     <w:unhideWhenUsed/>
   </w:style>
   <w:style w:type="table" w:default="1" w:styleId="TableNormal">
@@ -12547,6 +12527,10 @@
 </file>
 
 <file path=customXml/item1.xml><?xml version="1.0" encoding="utf-8"?>
+<b:Sources xmlns:b="http://schemas.openxmlformats.org/officeDocument/2006/bibliography" xmlns="http://schemas.openxmlformats.org/officeDocument/2006/bibliography" SelectedStyle="\APASixthEditionOfficeOnline.xsl" StyleName="APA" Version="6"/>
+</file>
+
+<file path=customXml/item2.xml><?xml version="1.0" encoding="utf-8"?>
 <p:properties xmlns:p="http://schemas.microsoft.com/office/2006/metadata/properties" xmlns:xsi="http://www.w3.org/2001/XMLSchema-instance" xmlns:pc="http://schemas.microsoft.com/office/infopath/2007/PartnerControls">
   <documentManagement>
     <_activity xmlns="a94799e5-846a-4ad9-b31d-5ba5d0428847" xsi:nil="true"/>
@@ -12554,11 +12538,16 @@
 </p:properties>
 </file>
 
-<file path=customXml/item2.xml><?xml version="1.0" encoding="utf-8"?>
-<b:Sources xmlns:b="http://schemas.openxmlformats.org/officeDocument/2006/bibliography" xmlns="http://schemas.openxmlformats.org/officeDocument/2006/bibliography" SelectedStyle="\APASixthEditionOfficeOnline.xsl" StyleName="APA" Version="6"/>
+<file path=customXml/item3.xml><?xml version="1.0" encoding="utf-8"?>
+<?mso-contentType ?>
+<FormTemplates xmlns="http://schemas.microsoft.com/sharepoint/v3/contenttype/forms">
+  <Display>DocumentLibraryForm</Display>
+  <Edit>DocumentLibraryForm</Edit>
+  <New>DocumentLibraryForm</New>
+</FormTemplates>
 </file>
 
-<file path=customXml/item3.xml><?xml version="1.0" encoding="utf-8"?>
+<file path=customXml/item4.xml><?xml version="1.0" encoding="utf-8"?>
 <ct:contentTypeSchema xmlns:ct="http://schemas.microsoft.com/office/2006/metadata/contentType" xmlns:ma="http://schemas.microsoft.com/office/2006/metadata/properties/metaAttributes" ct:_="" ma:_="" ma:contentTypeName="Dokument" ma:contentTypeID="0x010100FF914F332154174D803A7B644D03395C" ma:contentTypeVersion="16" ma:contentTypeDescription="Umožňuje vytvoriť nový dokument." ma:contentTypeScope="" ma:versionID="fd77751d24e8168fda22eab337079d00">
   <xsd:schema xmlns:xsd="http://www.w3.org/2001/XMLSchema" xmlns:xs="http://www.w3.org/2001/XMLSchema" xmlns:p="http://schemas.microsoft.com/office/2006/metadata/properties" xmlns:ns3="a94799e5-846a-4ad9-b31d-5ba5d0428847" xmlns:ns4="b0f22963-9bb8-4dce-be88-550968040c8c" targetNamespace="http://schemas.microsoft.com/office/2006/metadata/properties" ma:root="true" ma:fieldsID="b71646f853d82629af3ee6a4474bd060" ns3:_="" ns4:_="">
     <xsd:import namespace="a94799e5-846a-4ad9-b31d-5ba5d0428847"/>
@@ -12797,16 +12786,15 @@
 </ct:contentTypeSchema>
 </file>
 
-<file path=customXml/item4.xml><?xml version="1.0" encoding="utf-8"?>
-<?mso-contentType ?>
-<FormTemplates xmlns="http://schemas.microsoft.com/sharepoint/v3/contenttype/forms">
-  <Display>DocumentLibraryForm</Display>
-  <Edit>DocumentLibraryForm</Edit>
-  <New>DocumentLibraryForm</New>
-</FormTemplates>
+<file path=customXml/itemProps1.xml><?xml version="1.0" encoding="utf-8"?>
+<ds:datastoreItem xmlns:ds="http://schemas.openxmlformats.org/officeDocument/2006/customXml" ds:itemID="{33B51BA0-60DC-4A69-874E-22CBA927F23E}">
+  <ds:schemaRefs>
+    <ds:schemaRef ds:uri="http://schemas.openxmlformats.org/officeDocument/2006/bibliography"/>
+  </ds:schemaRefs>
+</ds:datastoreItem>
 </file>
 
-<file path=customXml/itemProps1.xml><?xml version="1.0" encoding="utf-8"?>
+<file path=customXml/itemProps2.xml><?xml version="1.0" encoding="utf-8"?>
 <ds:datastoreItem xmlns:ds="http://schemas.openxmlformats.org/officeDocument/2006/customXml" ds:itemID="{8A7D4A20-64F2-4259-949F-7A93E612CEDE}">
   <ds:schemaRefs>
     <ds:schemaRef ds:uri="http://schemas.microsoft.com/office/2006/metadata/properties"/>
@@ -12816,15 +12804,15 @@
 </ds:datastoreItem>
 </file>
 
-<file path=customXml/itemProps2.xml><?xml version="1.0" encoding="utf-8"?>
-<ds:datastoreItem xmlns:ds="http://schemas.openxmlformats.org/officeDocument/2006/customXml" ds:itemID="{33B51BA0-60DC-4A69-874E-22CBA927F23E}">
+<file path=customXml/itemProps3.xml><?xml version="1.0" encoding="utf-8"?>
+<ds:datastoreItem xmlns:ds="http://schemas.openxmlformats.org/officeDocument/2006/customXml" ds:itemID="{1F4F2074-9665-40AE-AC4D-38B5428FDE6E}">
   <ds:schemaRefs>
-    <ds:schemaRef ds:uri="http://schemas.openxmlformats.org/officeDocument/2006/bibliography"/>
+    <ds:schemaRef ds:uri="http://schemas.microsoft.com/sharepoint/v3/contenttype/forms"/>
   </ds:schemaRefs>
 </ds:datastoreItem>
 </file>
 
-<file path=customXml/itemProps3.xml><?xml version="1.0" encoding="utf-8"?>
+<file path=customXml/itemProps4.xml><?xml version="1.0" encoding="utf-8"?>
 <ds:datastoreItem xmlns:ds="http://schemas.openxmlformats.org/officeDocument/2006/customXml" ds:itemID="{C3329A49-AD3D-4BA1-96E5-F249191C1F65}">
   <ds:schemaRefs>
     <ds:schemaRef ds:uri="http://schemas.microsoft.com/office/2006/metadata/contentType"/>
@@ -12841,12 +12829,4 @@
     <ds:schemaRef ds:uri="http://schemas.microsoft.com/internal/obd"/>
   </ds:schemaRefs>
 </ds:datastoreItem>
-</file>
-
-<file path=customXml/itemProps4.xml><?xml version="1.0" encoding="utf-8"?>
-<ds:datastoreItem xmlns:ds="http://schemas.openxmlformats.org/officeDocument/2006/customXml" ds:itemID="{1F4F2074-9665-40AE-AC4D-38B5428FDE6E}">
-  <ds:schemaRefs>
-    <ds:schemaRef ds:uri="http://schemas.microsoft.com/sharepoint/v3/contenttype/forms"/>
-  </ds:schemaRefs>
-</ds:datastoreItem>
 </file>